--- a/policies/build/sop_record_masters/HRM/SOP_HRM.6.a_to_d_personal_files.docx
+++ b/policies/build/sop_record_masters/HRM/SOP_HRM.6.a_to_d_personal_files.docx
@@ -335,6 +335,7 @@
     <w:p>
       <w:pPr>
         <w:pStyle w:val="ListParagraph"/>
+        <w:spacing w:after="200" w:before="40"/>
       </w:pPr>
       <w:r>
         <w:t xml:space="preserve">Government of India. (2023). </w:t>
@@ -497,6 +498,7 @@
     <w:p>
       <w:pPr>
         <w:pStyle w:val="ListParagraph"/>
+        <w:spacing w:after="200" w:before="40"/>
       </w:pPr>
       <w:r>
         <w:t xml:space="preserve">National Accreditation Board for Hospitals and Healthcare Providers. (2022). Standards for Small Healthcare Organisations (3rd ed.). </w:t>
@@ -517,6 +519,7 @@
     <w:p>
       <w:pPr>
         <w:pStyle w:val="ListParagraph"/>
+        <w:spacing w:after="200" w:before="40"/>
       </w:pPr>
       <w:r>
         <w:t xml:space="preserve">Government of India. (2023). </w:t>

--- a/policies/build/sop_record_masters/HRM/SOP_HRM.6.a_to_d_personal_files.docx
+++ b/policies/build/sop_record_masters/HRM/SOP_HRM.6.a_to_d_personal_files.docx
@@ -335,10 +335,11 @@
     <w:p>
       <w:pPr>
         <w:pStyle w:val="ListParagraph"/>
-        <w:spacing w:after="200" w:before="40"/>
+        <w:spacing w:after="240" w:before="80"/>
+        <w:contextualSpacing w:val="0"/>
       </w:pPr>
       <w:r>
-        <w:t xml:space="preserve">Government of India. (2023). </w:t>
+        <w:t xml:space="preserve">• Government of India. (2023). </w:t>
       </w:r>
       <w:hyperlink r:id="rId9">
         <w:r>
@@ -498,10 +499,11 @@
     <w:p>
       <w:pPr>
         <w:pStyle w:val="ListParagraph"/>
-        <w:spacing w:after="200" w:before="40"/>
+        <w:spacing w:after="240" w:before="80"/>
+        <w:contextualSpacing w:val="0"/>
       </w:pPr>
       <w:r>
-        <w:t xml:space="preserve">National Accreditation Board for Hospitals and Healthcare Providers. (2022). Standards for Small Healthcare Organisations (3rd ed.). </w:t>
+        <w:t xml:space="preserve">• National Accreditation Board for Hospitals and Healthcare Providers. (2022). Standards for Small Healthcare Organisations (3rd ed.). </w:t>
       </w:r>
       <w:hyperlink r:id="rId10">
         <w:r>
@@ -519,10 +521,11 @@
     <w:p>
       <w:pPr>
         <w:pStyle w:val="ListParagraph"/>
-        <w:spacing w:after="200" w:before="40"/>
+        <w:spacing w:after="240" w:before="80"/>
+        <w:contextualSpacing w:val="0"/>
       </w:pPr>
       <w:r>
-        <w:t xml:space="preserve">Government of India. (2023). </w:t>
+        <w:t xml:space="preserve">• Government of India. (2023). </w:t>
       </w:r>
       <w:hyperlink r:id="rId9">
         <w:r>

--- a/policies/build/sop_record_masters/HRM/SOP_HRM.6.a_to_d_personal_files.docx
+++ b/policies/build/sop_record_masters/HRM/SOP_HRM.6.a_to_d_personal_files.docx
@@ -14,40 +14,9 @@
     </w:p>
     <w:p>
       <w:r>
-        <w:t>«Hospital Name» — Supports HRM.6.a, HRM.6.b, HRM.6.c, HRM.6.d</w:t>
+        <w:t>«Hospital Name» — SOP-HRM.6.a — Version 1.0</w:t>
       </w:r>
     </w:p>
-    <w:p/>
-    <w:tbl>
-      <w:tblPr>
-        <w:tblStyle w:val="TableGrid"/>
-        <w:tblW w:type="auto" w:w="0"/>
-        <w:tblLook w:firstColumn="1" w:firstRow="1" w:lastColumn="0" w:lastRow="0" w:noHBand="0" w:noVBand="1" w:val="04A0"/>
-      </w:tblPr>
-      <w:tblGrid>
-        <w:gridCol w:w="8640"/>
-      </w:tblGrid>
-      <w:tr>
-        <w:tc>
-          <w:tcPr>
-            <w:tcW w:type="dxa" w:w="8640"/>
-          </w:tcPr>
-          <w:p>
-            <w:r>
-              <w:rPr>
-                <w:b/>
-              </w:rPr>
-              <w:t>Why does this SOP exist? (read this first if you're new)</w:t>
-            </w:r>
-          </w:p>
-          <w:p>
-            <w:r>
-              <w:t>This SOP explains how «Hospital Name» keeps a confidential personal file for every staff member, what it must contain, and how training and evaluation records get into it. If you're new to this SOP: a personal file is never considered complete just because an appointment letter is on file, and no one opens a file without their name, the date and the reason going into the access log.</w:t>
-            </w:r>
-          </w:p>
-        </w:tc>
-      </w:tr>
-    </w:tbl>
     <w:p/>
     <w:tbl>
       <w:tblPr>
@@ -62,9 +31,6 @@
         <w:gridCol w:w="2160"/>
       </w:tblGrid>
       <w:tr>
-        <w:trPr>
-          <w:cantSplit/>
-        </w:trPr>
         <w:tc>
           <w:tcPr>
             <w:tcW w:type="dxa" w:w="2160"/>
@@ -81,7 +47,7 @@
           </w:tcPr>
           <w:p>
             <w:r>
-              <w:t>«Hospital to define»</w:t>
+              <w:t>SOP-HRM.6.a</w:t>
             </w:r>
           </w:p>
         </w:tc>
@@ -107,9 +73,6 @@
         </w:tc>
       </w:tr>
       <w:tr>
-        <w:trPr>
-          <w:cantSplit/>
-        </w:trPr>
         <w:tc>
           <w:tcPr>
             <w:tcW w:type="dxa" w:w="2160"/>
@@ -151,51 +114,6 @@
           </w:p>
         </w:tc>
       </w:tr>
-      <w:tr>
-        <w:trPr>
-          <w:cantSplit/>
-        </w:trPr>
-        <w:tc>
-          <w:tcPr>
-            <w:tcW w:type="dxa" w:w="2160"/>
-          </w:tcPr>
-          <w:p>
-            <w:r>
-              <w:t>Prepared By</w:t>
-            </w:r>
-          </w:p>
-        </w:tc>
-        <w:tc>
-          <w:tcPr>
-            <w:tcW w:type="dxa" w:w="2160"/>
-          </w:tcPr>
-          <w:p>
-            <w:r>
-              <w:t>HR Manager   Name: ________   Signature: ________</w:t>
-            </w:r>
-          </w:p>
-        </w:tc>
-        <w:tc>
-          <w:tcPr>
-            <w:tcW w:type="dxa" w:w="2160"/>
-          </w:tcPr>
-          <w:p>
-            <w:r>
-              <w:t>Approved By</w:t>
-            </w:r>
-          </w:p>
-        </w:tc>
-        <w:tc>
-          <w:tcPr>
-            <w:tcW w:type="dxa" w:w="2160"/>
-          </w:tcPr>
-          <w:p>
-            <w:r>
-              <w:t>Medical Superintendent   Name: ________   Signature: ________</w:t>
-            </w:r>
-          </w:p>
-        </w:tc>
-      </w:tr>
     </w:tbl>
     <w:p/>
     <w:p>
@@ -206,9 +124,78 @@
         <w:t>1. Purpose</w:t>
       </w:r>
     </w:p>
+    <w:tbl>
+      <w:tblPr>
+        <w:tblStyle w:val="TableGrid"/>
+        <w:tblW w:type="auto" w:w="0"/>
+        <w:tblLook w:firstColumn="1" w:firstRow="1" w:lastColumn="0" w:lastRow="0" w:noHBand="0" w:noVBand="1" w:val="04A0"/>
+      </w:tblPr>
+      <w:tblGrid>
+        <w:gridCol w:w="8640"/>
+      </w:tblGrid>
+      <w:tr>
+        <w:tc>
+          <w:tcPr>
+            <w:tcW w:type="dxa" w:w="8640"/>
+          </w:tcPr>
+          <w:p>
+            <w:r>
+              <w:t>This SOP sets out how «Hospital Name» maintains a confidential personal file for every staff member, what each file must contain, how in-service training records are filed, and how evaluation results and remarks are filed -- so every staff member's complete employment record exists in one place, is kept confidential, and can be produced on demand for an audit or a credentialing decision.</w:t>
+            </w:r>
+          </w:p>
+        </w:tc>
+      </w:tr>
+    </w:tbl>
+    <w:p/>
+    <w:tbl>
+      <w:tblPr>
+        <w:tblStyle w:val="TableGrid"/>
+        <w:tblW w:type="auto" w:w="0"/>
+        <w:tblLook w:firstColumn="1" w:firstRow="1" w:lastColumn="0" w:lastRow="0" w:noHBand="0" w:noVBand="1" w:val="04A0"/>
+      </w:tblPr>
+      <w:tblGrid>
+        <w:gridCol w:w="8640"/>
+      </w:tblGrid>
+      <w:tr>
+        <w:tc>
+          <w:tcPr>
+            <w:tcW w:type="dxa" w:w="8640"/>
+          </w:tcPr>
+          <w:p>
+            <w:r>
+              <w:t>A credentialing decision needs to confirm a doctor's qualifications were actually verified, not just claimed. This SOP is what makes sure the personal file holds the certified copies and the verification record, ready to produce -- not scattered across whichever department happened to collect them.</w:t>
+            </w:r>
+          </w:p>
+        </w:tc>
+      </w:tr>
+    </w:tbl>
+    <w:p/>
+    <w:tbl>
+      <w:tblPr>
+        <w:tblStyle w:val="TableGrid"/>
+        <w:tblW w:type="auto" w:w="0"/>
+        <w:tblLook w:firstColumn="1" w:firstRow="1" w:lastColumn="0" w:lastRow="0" w:noHBand="0" w:noVBand="1" w:val="04A0"/>
+      </w:tblPr>
+      <w:tblGrid>
+        <w:gridCol w:w="8640"/>
+      </w:tblGrid>
+      <w:tr>
+        <w:tc>
+          <w:tcPr>
+            <w:tcW w:type="dxa" w:w="8640"/>
+          </w:tcPr>
+          <w:p>
+            <w:r>
+              <w:t>We do this because a staff member with no personal file is a staff member whose qualifications, credentials and health status cannot be proven to have ever been checked -- and a file anyone can open without a reason logged is not actually confidential, whatever the policy on paper says.</w:t>
+            </w:r>
+          </w:p>
+        </w:tc>
+      </w:tr>
+    </w:tbl>
+    <w:p/>
     <w:p>
       <w:r>
-        <w:t>This SOP sets out how «Hospital Name» maintains a confidential personal file for every staff member, what each file must contain, how in-service training records are filed, and how evaluation results and remarks are filed — so that every staff member's complete employment record exists in one place, is kept confidential, and can be produced on demand for an audit or a credentialing decision.</w:t>
+        <w:t>To define how «Hospital Name» maintains a confidential personal file for every staff member, its mandatory contents, in-service training records, and evaluation results.</w:t>
       </w:r>
     </w:p>
     <w:p>
@@ -221,7 +208,18 @@
     </w:p>
     <w:p>
       <w:r>
-        <w:t>This SOP applies to the «HR Manager», department heads, the Medical Superintendent and the Quality Coordinator, for every staff member at «Hospital Name»: clinical, nursing, para-clinical, administrative and support. It covers HRM.6.a–d. It does not cover credentialing and privileging (HRM.7–9), general recruitment (HRM.1–2), or hospital-wide records management (IMS).</w:t>
+        <w:rPr>
+          <w:i/>
+        </w:rPr>
+        <w:t xml:space="preserve">Why: </w:t>
+      </w:r>
+      <w:r>
+        <w:t>so every staff member -- clinical, nursing, para-clinical, administrative and support -- has the same complete, confidential record.</w:t>
+      </w:r>
+    </w:p>
+    <w:p>
+      <w:r>
+        <w:t>Applies to the HR Manager, department heads, the Medical Superintendent and the Quality Coordinator, for every staff member.</w:t>
       </w:r>
     </w:p>
     <w:p>
@@ -235,12 +233,23 @@
     <w:p>
       <w:r>
         <w:rPr>
+          <w:i/>
+        </w:rPr>
+        <w:t xml:space="preserve">Why: </w:t>
+      </w:r>
+      <w:r>
+        <w:t>a file that's incomplete, or that anyone can open without a reason logged, defeats the purpose of keeping one at all.</w:t>
+      </w:r>
+    </w:p>
+    <w:p>
+      <w:r>
+        <w:rPr>
           <w:b/>
         </w:rPr>
         <w:t xml:space="preserve">Medical Superintendent: </w:t>
       </w:r>
       <w:r>
-        <w:t>is accountable that every staff member has a complete personal file, and may access files for governance and credentialing decisions.</w:t>
+        <w:t>Is accountable that every staff member has a complete personal file, and may access files for governance and credentialing decisions.</w:t>
       </w:r>
     </w:p>
     <w:p>
@@ -251,7 +260,7 @@
         <w:t xml:space="preserve">HR Manager: </w:t>
       </w:r>
       <w:r>
-        <w:t>creates and maintains personal files, ensures confidentiality and access control, conducts quarterly file-completeness audits and annual evaluation-record reviews, and maintains the central training register.</w:t>
+        <w:t>Creates and maintains personal files, ensures confidentiality and access control, conducts quarterly file-completeness audits and annual evaluation-record reviews, and maintains the central training register.</w:t>
       </w:r>
     </w:p>
     <w:p>
@@ -262,7 +271,7 @@
         <w:t xml:space="preserve">Department Heads: </w:t>
       </w:r>
       <w:r>
-        <w:t>submit signed evaluation records and training attendance to HR within «ten working days», and notify HR when a staff member's role, qualification or registration changes.</w:t>
+        <w:t>Submit signed evaluation records and training attendance to HR within ten working days, and notify HR when a staff member's role, qualification or registration changes.</w:t>
       </w:r>
     </w:p>
     <w:p>
@@ -273,7 +282,7 @@
         <w:t xml:space="preserve">Quality Coordinator: </w:t>
       </w:r>
       <w:r>
-        <w:t>audits this SOP quarterly and tracks corrective action when file gaps recur.</w:t>
+        <w:t>Audits this SOP quarterly and tracks corrective action when file gaps recur.</w:t>
       </w:r>
     </w:p>
     <w:p>
@@ -281,7 +290,7 @@
         <w:pStyle w:val="Heading1"/>
       </w:pPr>
       <w:r>
-        <w:t>4. Procedure</w:t>
+        <w:t>4. What to do</w:t>
       </w:r>
     </w:p>
     <w:p>
@@ -289,69 +298,38 @@
         <w:pStyle w:val="Heading2"/>
       </w:pPr>
       <w:r>
-        <w:t>4.1 Maintain a confidential personal file for every staff member</w:t>
+        <w:t>Maintain a confidential personal file for every staff member</w:t>
       </w:r>
     </w:p>
     <w:p>
       <w:r>
         <w:rPr>
-          <w:b/>
+          <w:i/>
         </w:rPr>
-        <w:t xml:space="preserve">Why this step matters: </w:t>
+        <w:t xml:space="preserve">Why: </w:t>
       </w:r>
       <w:r>
-        <w:t>A staff member with no personal file is a staff member whose qualifications, credentials and health status cannot be proven to have ever been checked — and a file anyone can open without a reason logged is not actually confidential, whatever the policy on paper says.</w:t>
+        <w:t>A staff member with no personal file is a staff member whose qualifications, credentials and health status cannot be proven to have ever been checked -- and a file anyone can open without a reason logged is not actually confidential, whatever the policy on paper says.</w:t>
       </w:r>
     </w:p>
     <w:p>
       <w:r>
-        <w:t>1. A personal file is maintained for every staff member — permanent, contract, locum and part-time — with a unique personnel file number assigned at joining.</w:t>
+        <w:t>A personal file is maintained for every staff member -- permanent, contract, locum and part-time -- with a unique personnel file number assigned at joining.</w:t>
       </w:r>
     </w:p>
     <w:p>
       <w:r>
-        <w:t>2. Files are stored in a locked cabinet or a secured HR module, with access limited to authorised HR staff and the Medical Superintendent for governance purposes; an access log records who opened each file, when and why.</w:t>
+        <w:t>Files are stored in a locked cabinet or a secured HR module, with access limited to authorised HR staff and the Medical Superintendent for governance purposes; an access log records who opened each file, when and why.</w:t>
       </w:r>
     </w:p>
     <w:p>
       <w:r>
-        <w:t>3. Every person who handles personal files signs a confidentiality undertaking, and personal information is never disclosed except as required by law, for credentialing, or with the staff member's written consent.</w:t>
+        <w:t>Every person who handles personal files signs a confidentiality undertaking, and personal information is never disclosed except as required by law, for credentialing, or with the staff member's written consent.</w:t>
       </w:r>
     </w:p>
     <w:p>
       <w:r>
-        <w:t>4. The HR Manager verifies «quarterly» that every person on the payroll has a corresponding file in the master register. (Record 1)</w:t>
-      </w:r>
-    </w:p>
-    <w:p>
-      <w:r>
-        <w:rPr>
-          <w:b/>
-          <w:i/>
-        </w:rPr>
-        <w:t xml:space="preserve">Technical source(s) for these steps: </w:t>
-      </w:r>
-    </w:p>
-    <w:p>
-      <w:pPr>
-        <w:pStyle w:val="ListParagraph"/>
-        <w:spacing w:after="240" w:before="80"/>
-        <w:contextualSpacing w:val="0"/>
-      </w:pPr>
-      <w:r>
-        <w:t xml:space="preserve">• Government of India. (2023). </w:t>
-      </w:r>
-      <w:hyperlink r:id="rId9">
-        <w:r>
-          <w:rPr>
-            <w:color w:val="0563C1"/>
-            <w:u w:val="single"/>
-          </w:rPr>
-          <w:t>The Digital Personal Data Protection Act, 2023 (Act No. 22 of 2023)</w:t>
-        </w:r>
-      </w:hyperlink>
-      <w:r>
-        <w:t>. Section 8(5) requires a Data Fiduciary to protect personal data in its possession or under its control through reasonable security safeguards; Section 7(i) permits processing personal data for employment purposes. Referenced here as the statutory basis for securing and controlling access to staff personal files, alongside the NABH requirement.</w:t>
+        <w:t>The HR Manager verifies quarterly that every person on the payroll has a corresponding file in the master register.</w:t>
       </w:r>
     </w:p>
     <w:p>
@@ -359,28 +337,28 @@
         <w:pStyle w:val="Heading2"/>
       </w:pPr>
       <w:r>
-        <w:t>4.2 File the mandatory contents in every personal file</w:t>
+        <w:t>File the mandatory contents in every personal file</w:t>
       </w:r>
     </w:p>
     <w:p>
       <w:r>
         <w:rPr>
-          <w:b/>
+          <w:i/>
         </w:rPr>
-        <w:t xml:space="preserve">Why this step matters: </w:t>
+        <w:t xml:space="preserve">Why: </w:t>
       </w:r>
       <w:r>
-        <w:t>An appointment letter alone is not a personal file — without qualification proof, a signed job description, credential verification and a health status record, the file cannot actually answer the question of whether this person is who, and what, the hospital believes them to be.</w:t>
+        <w:t>An appointment letter alone is not a personal file -- without qualification proof, a signed job description, credential verification and a health status record, the file cannot actually answer the question of whether this person is who, and what, the hospital believes them to be.</w:t>
       </w:r>
     </w:p>
     <w:p>
       <w:r>
-        <w:t>1. Each personal file contains certified copies of qualification, degree, diploma, registration and licence documents; the signed job description for the current role; proof of formal engagement (appointment letter or contract, joining date, renewals); evidence that credentials were verified with the issuing body or council; and pre-employment and periodic health check reports.</w:t>
+        <w:t>Each personal file contains certified copies of qualification, degree, diploma, registration and licence documents; the signed job description for the current role; proof of formal engagement (appointment letter or contract, joining date, renewals); evidence that credentials were verified with the issuing body or council; and pre-employment and periodic health check reports.</w:t>
       </w:r>
     </w:p>
     <w:p>
       <w:r>
-        <w:t>2. A personnel file index at the front of each file lists every mandatory document and its date of filing, used by the HR Manager during file audits. (Record 2)</w:t>
+        <w:t>A personnel file index at the front of each file lists every mandatory document and its date of filing, used by the HR Manager during file audits.</w:t>
       </w:r>
     </w:p>
     <w:p>
@@ -388,33 +366,33 @@
         <w:pStyle w:val="Heading2"/>
       </w:pPr>
       <w:r>
-        <w:t>4.3 File in-service training and education records</w:t>
+        <w:t>File in-service training and education records</w:t>
       </w:r>
     </w:p>
     <w:p>
       <w:r>
         <w:rPr>
-          <w:b/>
+          <w:i/>
         </w:rPr>
-        <w:t xml:space="preserve">Why this step matters: </w:t>
+        <w:t xml:space="preserve">Why: </w:t>
       </w:r>
       <w:r>
-        <w:t>A training certificate kept in a department drawer instead of the personal file is, from the file's point of view, the same as training that never happened — the record has to actually live where it can be found.</w:t>
+        <w:t>A training certificate kept in a department drawer instead of the personal file is, from the file's point of view, the same as training that never happened -- the record has to actually live where it can be found.</w:t>
       </w:r>
     </w:p>
     <w:p>
       <w:r>
-        <w:t>1. For every training event — induction, mandatory refresher, skill update, external course — the personal file holds the topic, date, duration, trainer or institution, the attendance register entry or completion certificate, and any competency assessment result.</w:t>
+        <w:t>For every training event -- induction, mandatory refresher, skill update, external course -- the personal file holds the topic, date, duration, trainer or institution, the attendance register entry or completion certificate, and any competency assessment result.</w:t>
       </w:r>
     </w:p>
     <w:p>
       <w:r>
-        <w:t>2. A dedicated training section within each file holds these records in chronological order, mirrored in the HR Manager's central training register, which can produce any staff member's training history within «one working day».</w:t>
+        <w:t>A dedicated training section within each file holds these records in chronological order, mirrored in the HR Manager's central training register, which can produce any staff member's training history within one working day.</w:t>
       </w:r>
     </w:p>
     <w:p>
       <w:r>
-        <w:t>3. A mandatory training gap found during register review is closed within «thirty days» and recorded in the file. (Record 3)</w:t>
+        <w:t>A mandatory training gap found during register review is closed within thirty days and recorded in the file.</w:t>
       </w:r>
     </w:p>
     <w:p>
@@ -422,33 +400,33 @@
         <w:pStyle w:val="Heading2"/>
       </w:pPr>
       <w:r>
-        <w:t>4.4 File evaluation results and remarks</w:t>
+        <w:t>File evaluation results and remarks</w:t>
       </w:r>
     </w:p>
     <w:p>
       <w:r>
         <w:rPr>
-          <w:b/>
+          <w:i/>
         </w:rPr>
-        <w:t xml:space="preserve">Why this step matters: </w:t>
+        <w:t xml:space="preserve">Why: </w:t>
       </w:r>
       <w:r>
-        <w:t>An appraisal result that is completed but never filed cannot later be used to show the hospital actually evaluated this person, or to support any decision — positive or negative — that depends on that history.</w:t>
+        <w:t>An appraisal result that is completed but never filed cannot later be used to show the hospital actually evaluated this person, or to support any decision -- positive or negative -- that depends on that history.</w:t>
       </w:r>
     </w:p>
     <w:p>
       <w:r>
-        <w:t>1. Every completed performance appraisal, probation review, commendation, disciplinary action, counselling note and improvement plan is filed in a chronological evaluation section, signed by the appraiser and countersigned by the department head where applicable, dated before filing.</w:t>
+        <w:t>Every completed performance appraisal, probation review, commendation, disciplinary action, counselling note and improvement plan is filed in a chronological evaluation section, signed by the appraiser and countersigned by the department head where applicable, dated before filing.</w:t>
       </w:r>
     </w:p>
     <w:p>
       <w:r>
-        <w:t>2. The HR Manager verifies annually that evaluation records are complete and that appraisals have been conducted at the stated frequency.</w:t>
+        <w:t>The HR Manager verifies annually that evaluation records are complete and that appraisals have been conducted at the stated frequency.</w:t>
       </w:r>
     </w:p>
     <w:p>
       <w:r>
-        <w:t>3. A summary sheet at the front of the evaluation section lists the date and outcome of every appraisal to date. (Record 4)</w:t>
+        <w:t>A summary sheet at the front of the evaluation section lists the date and outcome of every appraisal to date.</w:t>
       </w:r>
     </w:p>
     <w:p>
@@ -469,7 +447,7 @@
         <w:pStyle w:val="Heading1"/>
       </w:pPr>
       <w:r>
-        <w:t>6. Related Documents</w:t>
+        <w:t>6. Related SOPs</w:t>
       </w:r>
     </w:p>
     <w:p>
@@ -477,7 +455,54 @@
         <w:pStyle w:val="ListParagraph"/>
       </w:pPr>
       <w:r>
-        <w:t>Policy on Documented Personal Information for Each Staff Member (HRM.6) — this SOP operationalises sections 5.1-5.4</w:t>
+        <w:t>Policy on Documented Personal Information for Each Staff Member (HRM.6)</w:t>
+      </w:r>
+    </w:p>
+    <w:p>
+      <w:pPr>
+        <w:pStyle w:val="Heading1"/>
+      </w:pPr>
+      <w:r>
+        <w:t>7. Review</w:t>
+      </w:r>
+    </w:p>
+    <w:p>
+      <w:r>
+        <w:t>This SOP is reviewed at least annually by the Quality Coordinator together with the HR Manager, and sooner if a staff member's file is found incomplete at credentialing, more than ten percent of a sampled audit batch lacks a mandatory document, or evaluation records are overdue for two consecutive quarters.</w:t>
+      </w:r>
+    </w:p>
+    <w:p>
+      <w:r>
+        <w:br w:type="page"/>
+      </w:r>
+    </w:p>
+    <w:p>
+      <w:pPr>
+        <w:pStyle w:val="Heading1"/>
+      </w:pPr>
+      <w:r>
+        <w:t>Appendix — NABH Standard Cross-Reference and Evidence Basis</w:t>
+      </w:r>
+    </w:p>
+    <w:p>
+      <w:r>
+        <w:t>For the Quality Coordinator and NABH assessment use only. The reasoning and real-world triggers for each requirement are already in the body above -- this appendix adds only what the body deliberately leaves out: the exact objective-element code, how this SOP's scope is kept separate from neighbouring standards, and the verified technical source for anything cited.</w:t>
+      </w:r>
+    </w:p>
+    <w:p>
+      <w:pPr>
+        <w:pStyle w:val="Heading2"/>
+      </w:pPr>
+      <w:r>
+        <w:t>Maintain a confidential personal file for every staff member — HRM.6.a</w:t>
+      </w:r>
+    </w:p>
+    <w:p>
+      <w:r>
+        <w:rPr>
+          <w:i/>
+        </w:rPr>
+        <w:t>Verified source(s):</w:t>
       </w:r>
     </w:p>
     <w:p>
@@ -485,25 +510,65 @@
         <w:pStyle w:val="ListParagraph"/>
       </w:pPr>
       <w:r>
-        <w:t>Required Records — HRM.6.a-d (see HRM.6 Records folder)</w:t>
+        <w:t xml:space="preserve">• </w:t>
+      </w:r>
+      <w:r>
+        <w:t xml:space="preserve">Government of India. (2023). </w:t>
+      </w:r>
+      <w:hyperlink r:id="rId9">
+        <w:r>
+          <w:rPr>
+            <w:color w:val="0563C1"/>
+            <w:u w:val="single"/>
+          </w:rPr>
+          <w:t>The Digital Personal Data Protection Act, 2023</w:t>
+        </w:r>
+      </w:hyperlink>
+      <w:r>
+        <w:t xml:space="preserve"> (Act No. 22 of 2023). Section 8(5) requires a Data Fiduciary to protect personal data through reasonable security safeguards; Section 7(i) permits processing personal data for employment purposes. Referenced as the statutory basis for securing and controlling access to staff personal files, alongside the NABH requirement.</w:t>
       </w:r>
     </w:p>
     <w:p>
       <w:pPr>
-        <w:pStyle w:val="Heading1"/>
+        <w:pStyle w:val="Heading2"/>
       </w:pPr>
       <w:r>
-        <w:t>7. Where This SOP's Requirements Come From (Verified Sources)</w:t>
+        <w:t>File the mandatory contents in every personal file — HRM.6.b</w:t>
+      </w:r>
+    </w:p>
+    <w:p>
+      <w:pPr>
+        <w:pStyle w:val="Heading2"/>
+      </w:pPr>
+      <w:r>
+        <w:t>File in-service training and education records — HRM.6.c</w:t>
+      </w:r>
+    </w:p>
+    <w:p>
+      <w:pPr>
+        <w:pStyle w:val="Heading2"/>
+      </w:pPr>
+      <w:r>
+        <w:t>File evaluation results and remarks — HRM.6.d</w:t>
+      </w:r>
+    </w:p>
+    <w:p>
+      <w:pPr>
+        <w:pStyle w:val="Heading2"/>
+      </w:pPr>
+      <w:r>
+        <w:t>Full reference list</w:t>
       </w:r>
     </w:p>
     <w:p>
       <w:pPr>
         <w:pStyle w:val="ListParagraph"/>
-        <w:spacing w:after="240" w:before="80"/>
-        <w:contextualSpacing w:val="0"/>
       </w:pPr>
       <w:r>
-        <w:t xml:space="preserve">• National Accreditation Board for Hospitals and Healthcare Providers. (2022). Standards for Small Healthcare Organisations (3rd ed.). </w:t>
+        <w:t xml:space="preserve">• </w:t>
+      </w:r>
+      <w:r>
+        <w:t xml:space="preserve">National Accreditation Board for Hospitals and Healthcare Providers. (2022). Standards for Small Healthcare Organisations (3rd ed.). </w:t>
       </w:r>
       <w:hyperlink r:id="rId10">
         <w:r>
@@ -521,11 +586,12 @@
     <w:p>
       <w:pPr>
         <w:pStyle w:val="ListParagraph"/>
-        <w:spacing w:after="240" w:before="80"/>
-        <w:contextualSpacing w:val="0"/>
       </w:pPr>
       <w:r>
-        <w:t xml:space="preserve">• Government of India. (2023). </w:t>
+        <w:t xml:space="preserve">• </w:t>
+      </w:r>
+      <w:r>
+        <w:t xml:space="preserve">Government of India. (2023). </w:t>
       </w:r>
       <w:hyperlink r:id="rId9">
         <w:r>
@@ -533,24 +599,11 @@
             <w:color w:val="0563C1"/>
             <w:u w:val="single"/>
           </w:rPr>
-          <w:t>The Digital Personal Data Protection Act, 2023 (Act No. 22 of 2023)</w:t>
+          <w:t>The Digital Personal Data Protection Act, 2023</w:t>
         </w:r>
       </w:hyperlink>
       <w:r>
-        <w:t>. Section 8(5) requires a Data Fiduciary to protect personal data in its possession or under its control through reasonable security safeguards; Section 7(i) permits processing personal data for employment purposes. Referenced here as the statutory basis for securing and controlling access to staff personal files, alongside the NABH requirement.</w:t>
-      </w:r>
-    </w:p>
-    <w:p>
-      <w:pPr>
-        <w:pStyle w:val="Heading1"/>
-      </w:pPr>
-      <w:r>
-        <w:t>8. Review</w:t>
-      </w:r>
-    </w:p>
-    <w:p>
-      <w:r>
-        <w:t>This SOP is reviewed at least annually by the Quality Coordinator together with the HR Manager, and sooner if a staff member's file is found incomplete at credentialing, more than «ten percent» of a sampled audit batch lacks a mandatory document, or evaluation records are overdue for two consecutive quarters.</w:t>
+        <w:t xml:space="preserve"> (Act No. 22 of 2023). Section 8(5) requires a Data Fiduciary to protect personal data through reasonable security safeguards; Section 7(i) permits processing personal data for employment purposes. Referenced as the statutory basis for securing and controlling access to staff personal files, alongside the NABH requirement.</w:t>
       </w:r>
     </w:p>
     <w:sectPr>

--- a/policies/build/sop_record_masters/HRM/SOP_HRM.6.a_to_d_personal_files.docx
+++ b/policies/build/sop_record_masters/HRM/SOP_HRM.6.a_to_d_personal_files.docx
@@ -208,12 +208,6 @@
     </w:p>
     <w:p>
       <w:r>
-        <w:rPr>
-          <w:i/>
-        </w:rPr>
-        <w:t xml:space="preserve">Why: </w:t>
-      </w:r>
-      <w:r>
         <w:t>so every staff member -- clinical, nursing, para-clinical, administrative and support -- has the same complete, confidential record.</w:t>
       </w:r>
     </w:p>
@@ -231,12 +225,6 @@
       </w:r>
     </w:p>
     <w:p>
-      <w:r>
-        <w:rPr>
-          <w:i/>
-        </w:rPr>
-        <w:t xml:space="preserve">Why: </w:t>
-      </w:r>
       <w:r>
         <w:t>a file that's incomplete, or that anyone can open without a reason logged, defeats the purpose of keeping one at all.</w:t>
       </w:r>
@@ -303,12 +291,6 @@
     </w:p>
     <w:p>
       <w:r>
-        <w:rPr>
-          <w:i/>
-        </w:rPr>
-        <w:t xml:space="preserve">Why: </w:t>
-      </w:r>
-      <w:r>
         <w:t>A staff member with no personal file is a staff member whose qualifications, credentials and health status cannot be proven to have ever been checked -- and a file anyone can open without a reason logged is not actually confidential, whatever the policy on paper says.</w:t>
       </w:r>
     </w:p>
@@ -342,12 +324,6 @@
     </w:p>
     <w:p>
       <w:r>
-        <w:rPr>
-          <w:i/>
-        </w:rPr>
-        <w:t xml:space="preserve">Why: </w:t>
-      </w:r>
-      <w:r>
         <w:t>An appointment letter alone is not a personal file -- without qualification proof, a signed job description, credential verification and a health status record, the file cannot actually answer the question of whether this person is who, and what, the hospital believes them to be.</w:t>
       </w:r>
     </w:p>
@@ -370,12 +346,6 @@
       </w:r>
     </w:p>
     <w:p>
-      <w:r>
-        <w:rPr>
-          <w:i/>
-        </w:rPr>
-        <w:t xml:space="preserve">Why: </w:t>
-      </w:r>
       <w:r>
         <w:t>A training certificate kept in a department drawer instead of the personal file is, from the file's point of view, the same as training that never happened -- the record has to actually live where it can be found.</w:t>
       </w:r>
@@ -404,12 +374,6 @@
       </w:r>
     </w:p>
     <w:p>
-      <w:r>
-        <w:rPr>
-          <w:i/>
-        </w:rPr>
-        <w:t xml:space="preserve">Why: </w:t>
-      </w:r>
       <w:r>
         <w:t>An appraisal result that is completed but never filed cannot later be used to show the hospital actually evaluated this person, or to support any decision -- positive or negative -- that depends on that history.</w:t>
       </w:r>

--- a/policies/build/sop_record_masters/HRM/SOP_HRM.6.a_to_d_personal_files.docx
+++ b/policies/build/sop_record_masters/HRM/SOP_HRM.6.a_to_d_personal_files.docx
@@ -329,7 +329,32 @@
     </w:p>
     <w:p>
       <w:r>
-        <w:t>Each personal file contains certified copies of qualification, degree, diploma, registration and licence documents; the signed job description for the current role; proof of formal engagement (appointment letter or contract, joining date, renewals); evidence that credentials were verified with the issuing body or council; and pre-employment and periodic health check reports.</w:t>
+        <w:t>Each personal file contains five mandatory items:</w:t>
+      </w:r>
+    </w:p>
+    <w:p>
+      <w:r>
+        <w:t>1. Certified copies of qualification, degree, diploma, registration and licence documents.</w:t>
+      </w:r>
+    </w:p>
+    <w:p>
+      <w:r>
+        <w:t>2. The signed job description for the current role.</w:t>
+      </w:r>
+    </w:p>
+    <w:p>
+      <w:r>
+        <w:t>3. Proof of formal engagement -- appointment letter or contract, joining date, renewals.</w:t>
+      </w:r>
+    </w:p>
+    <w:p>
+      <w:r>
+        <w:t>4. Evidence that credentials were verified with the issuing body or council.</w:t>
+      </w:r>
+    </w:p>
+    <w:p>
+      <w:r>
+        <w:t>5. Pre-employment and periodic health check reports.</w:t>
       </w:r>
     </w:p>
     <w:p>
@@ -352,7 +377,32 @@
     </w:p>
     <w:p>
       <w:r>
-        <w:t>For every training event -- induction, mandatory refresher, skill update, external course -- the personal file holds the topic, date, duration, trainer or institution, the attendance register entry or completion certificate, and any competency assessment result.</w:t>
+        <w:t>For every training event -- induction, mandatory refresher, skill update, external course -- the personal file holds five things:</w:t>
+      </w:r>
+    </w:p>
+    <w:p>
+      <w:r>
+        <w:t>1. The topic.</w:t>
+      </w:r>
+    </w:p>
+    <w:p>
+      <w:r>
+        <w:t>2. The date and duration.</w:t>
+      </w:r>
+    </w:p>
+    <w:p>
+      <w:r>
+        <w:t>3. The trainer or institution.</w:t>
+      </w:r>
+    </w:p>
+    <w:p>
+      <w:r>
+        <w:t>4. The attendance register entry or completion certificate.</w:t>
+      </w:r>
+    </w:p>
+    <w:p>
+      <w:r>
+        <w:t>5. Any competency assessment result.</w:t>
       </w:r>
     </w:p>
     <w:p>
